--- a/snn_cwru_dataset/report/grad_report_down.docx
+++ b/snn_cwru_dataset/report/grad_report_down.docx
@@ -54,10 +54,7 @@
         <w:t>Ultra-Low Power Early Fault Detection System using Spiking Neural Networks (SNNs)</w:t>
       </w:r>
       <w:r>
-        <w:t xml:space="preserve"> Trained by Evolutionary </w:t>
-      </w:r>
-      <w:r>
-        <w:t>Algorithms</w:t>
+        <w:t xml:space="preserve"> Trained by Evolutionary Algorithms</w:t>
       </w:r>
     </w:p>
     <w:p>
@@ -140,7 +137,23 @@
     </w:p>
     <w:p>
       <w:r>
-        <w:t xml:space="preserve">This report details the development, training, and hardware synthesis of an ultra-low-power Spiking Neural Network (SNN) designed for real-time predictive maintenance. Utilizing a custom neuroevolutionary Genetic Algorithm (GA), a 1-8-1 multiplier-less SNN was evolved to detect structural bearing resonance directly from raw time-domain acoustic data. A forensic analysis of the Case Western Reserve University (CWRU) benchmark dataset was performed to correct systemic sampling and labeling errors. Evaluated on a strictly quarantined zero-shot validation set, the VHDL-synthesized core achieved </w:t>
+        <w:t xml:space="preserve">This report details the development, training, and hardware synthesis of an ultra-low-power Spiking Neural Network (SNN) designed for real-time predictive maintenance. Utilizing a custom neuroevolutionary Genetic Algorithm (GA), a 1-8-1 multiplier-less SNN </w:t>
+      </w:r>
+      <w:proofErr w:type="gramStart"/>
+      <w:r>
+        <w:t>was evolved</w:t>
+      </w:r>
+      <w:proofErr w:type="gramEnd"/>
+      <w:r>
+        <w:t xml:space="preserve"> to detect structural bearing resonance directly from raw time-domain acoustic data. A forensic analysis of the Case Western Reserve University (CWRU) benchmark dataset was performed to correct systemic sampling and </w:t>
+      </w:r>
+      <w:proofErr w:type="spellStart"/>
+      <w:r>
+        <w:t>labeling</w:t>
+      </w:r>
+      <w:proofErr w:type="spellEnd"/>
+      <w:r>
+        <w:t xml:space="preserve"> errors. Evaluated on a strictly quarantined zero-shot validation set, the VHDL-synthesized core achieved </w:t>
       </w:r>
       <w:r>
         <w:rPr>
@@ -176,7 +189,7 @@
     <w:p>
       <w:r>
         <w:pict w14:anchorId="20FB5C0E">
-          <v:rect id="_x0000_i1068" style="width:0;height:1.5pt" o:hralign="center" o:hrstd="t" o:hrnoshade="t" o:hr="t" fillcolor="gray" stroked="f"/>
+          <v:rect id="_x0000_i1025" style="width:0;height:1.5pt" o:hralign="center" o:hrstd="t" o:hrnoshade="t" o:hr="t" fillcolor="gray" stroked="f"/>
         </w:pict>
       </w:r>
     </w:p>
@@ -197,7 +210,15 @@
     </w:p>
     <w:p>
       <w:r>
-        <w:t>The foundational data for this project was sourced from the Case Western Reserve University (CWRU) Bearing Data Center. While widely considered the industry standard, raw integration of this dataset into automated machine learning pipelines presents severe hazards. A custom data-engineering pipeline was constructed to rectify three systemic anomalies:</w:t>
+        <w:t xml:space="preserve">The foundational data for this project was sourced from the Case Western Reserve University (CWRU) Bearing Data </w:t>
+      </w:r>
+      <w:proofErr w:type="spellStart"/>
+      <w:r>
+        <w:t>Center</w:t>
+      </w:r>
+      <w:proofErr w:type="spellEnd"/>
+      <w:r>
+        <w:t>. While widely considered the industry standard, raw integration of this dataset into automated machine learning pipelines presents severe hazards. A custom data-engineering pipeline was constructed to rectify three systemic anomalies:</w:t>
       </w:r>
     </w:p>
     <w:p>
@@ -217,7 +238,28 @@
     </w:p>
     <w:p>
       <w:r>
-        <w:t>The CWRU repository provides healthy baseline data recorded at 48 kHz, while fault data is recorded at 12 kHz. Training a time-domain neural network on mixed sampling rates causes catastrophic frequency aliasing. To preserve the ultra-low-power 12 kHz operating frequency of the FPGA architecture, the 48 kHz baseline files (Files 97, 98, 99, 100) were forensically isolated. A zero-phase FIR filter was applied via the scipy.signal.decimate function to safely downsample the baselines to 12 kHz without phase distortion.</w:t>
+        <w:t xml:space="preserve">The CWRU repository provides healthy baseline data recorded at 48 kHz, while fault data is recorded at 12 kHz. Training a time-domain neural network on mixed sampling rates causes catastrophic frequency aliasing. To preserve the ultra-low-power 12 kHz operating frequency of the FPGA architecture, the 48 kHz baseline files (Files 97, 98, 99, 100) were forensically isolated. A zero-phase FIR filter was applied via the </w:t>
+      </w:r>
+      <w:proofErr w:type="spellStart"/>
+      <w:proofErr w:type="gramStart"/>
+      <w:r>
+        <w:t>scipy.signal</w:t>
+      </w:r>
+      <w:proofErr w:type="gramEnd"/>
+      <w:r>
+        <w:t>.decimate</w:t>
+      </w:r>
+      <w:proofErr w:type="spellEnd"/>
+      <w:r>
+        <w:t xml:space="preserve"> function to safely </w:t>
+      </w:r>
+      <w:proofErr w:type="spellStart"/>
+      <w:r>
+        <w:t>downsample</w:t>
+      </w:r>
+      <w:proofErr w:type="spellEnd"/>
+      <w:r>
+        <w:t xml:space="preserve"> the baselines to 12 kHz without phase distortion.</w:t>
       </w:r>
     </w:p>
     <w:p>
@@ -237,7 +279,23 @@
     </w:p>
     <w:p>
       <w:r>
-        <w:t>Analysis of the .mat file structures revealed corrupted data dumps, specifically within File 99 (2 Motor HP Baseline). The workspace contained an overlapping array from File 98 (1 Motor HP Baseline), which causes standard data-loaders (such as py-cwru) to pull mislabeled baseline data. A hardcoded extraction protocol was engineered to specifically target the X099_DE_time array, permanently scrubbing the rogue data from the training environment.</w:t>
+        <w:t xml:space="preserve">Analysis of the .mat file structures revealed corrupted data dumps, specifically within File 99 (2 Motor HP Baseline). The workspace contained an overlapping array from File 98 (1 Motor HP Baseline), which causes standard data-loaders (such as </w:t>
+      </w:r>
+      <w:proofErr w:type="spellStart"/>
+      <w:r>
+        <w:t>py-cwru</w:t>
+      </w:r>
+      <w:proofErr w:type="spellEnd"/>
+      <w:r>
+        <w:t xml:space="preserve">) to pull </w:t>
+      </w:r>
+      <w:proofErr w:type="spellStart"/>
+      <w:r>
+        <w:t>mislabeled</w:t>
+      </w:r>
+      <w:proofErr w:type="spellEnd"/>
+      <w:r>
+        <w:t xml:space="preserve"> baseline data. A hardcoded extraction protocol was engineered to specifically target the X099_DE_time array, permanently scrubbing the rogue data from the training environment.</w:t>
       </w:r>
     </w:p>
     <w:p>
@@ -328,7 +386,7 @@
     <w:p>
       <w:r>
         <w:pict w14:anchorId="660749CB">
-          <v:rect id="_x0000_i1069" style="width:0;height:1.5pt" o:hralign="center" o:hrstd="t" o:hrnoshade="t" o:hr="t" fillcolor="gray" stroked="f"/>
+          <v:rect id="_x0000_i1026" style="width:0;height:1.5pt" o:hralign="center" o:hrstd="t" o:hrnoshade="t" o:hr="t" fillcolor="gray" stroked="f"/>
         </w:pict>
       </w:r>
     </w:p>
@@ -349,7 +407,15 @@
     </w:p>
     <w:p>
       <w:r>
-        <w:t>To fit within the strict power budgets of edge-AI, traditional Convolutional Neural Networks (CNNs) were abandoned in favor of a Leaky Integrate-and-Fire (LIF) SNN.</w:t>
+        <w:t xml:space="preserve">To fit within the strict power budgets of edge-AI, traditional Convolutional Neural Networks (CNNs) were abandoned in </w:t>
+      </w:r>
+      <w:proofErr w:type="spellStart"/>
+      <w:r>
+        <w:t>favor</w:t>
+      </w:r>
+      <w:proofErr w:type="spellEnd"/>
+      <w:r>
+        <w:t xml:space="preserve"> of a Leaky Integrate-and-Fire (LIF) SNN.</w:t>
       </w:r>
     </w:p>
     <w:p>
@@ -367,7 +433,15 @@
         <w:t>Multiplier-less Logic:</w:t>
       </w:r>
       <w:r>
-        <w:t xml:space="preserve"> The neural "leak" was implemented in VHDL using a bitwise arithmetic right-shift (&gt;&gt; 1), completely eliminating the need for DSP blocks.</w:t>
+        <w:t xml:space="preserve"> The neural "leak" was implemented in VHDL using a bitwise arithmetic right-shift (&gt;&gt; 1), </w:t>
+      </w:r>
+      <w:proofErr w:type="gramStart"/>
+      <w:r>
+        <w:t>completely eliminating</w:t>
+      </w:r>
+      <w:proofErr w:type="gramEnd"/>
+      <w:r>
+        <w:t xml:space="preserve"> the need for DSP blocks.</w:t>
       </w:r>
     </w:p>
     <w:p>
@@ -403,13 +477,21 @@
         <w:t>Macro-Window Debouncer:</w:t>
       </w:r>
       <w:r>
-        <w:t xml:space="preserve"> Because physical faults only impact once every ~10ms (leaving "dead space" in a 2.6ms micro-window), a hardware accumulator was designed. It evaluates 75 sequential micro-windows (~100ms) and only triggers a Master Alarm if $\ge$ 25 spikes are detected, acting as a flawless noise filter.</w:t>
+        <w:t xml:space="preserve"> Because physical faults only impact once every ~10ms (leaving "dead space" in a 2.6ms micro-window), a hardware accumulator was designed. It evaluates 75 sequential micro-windows (~100ms) and only triggers a Master Alarm if $\</w:t>
+      </w:r>
+      <w:proofErr w:type="spellStart"/>
+      <w:r>
+        <w:t>ge</w:t>
+      </w:r>
+      <w:proofErr w:type="spellEnd"/>
+      <w:r>
+        <w:t>$ 25 spikes are detected, acting as a flawless noise filter.</w:t>
       </w:r>
     </w:p>
     <w:p>
       <w:r>
         <w:pict w14:anchorId="40A6E03D">
-          <v:rect id="_x0000_i1070" style="width:0;height:1.5pt" o:hralign="center" o:hrstd="t" o:hrnoshade="t" o:hr="t" fillcolor="gray" stroked="f"/>
+          <v:rect id="_x0000_i1027" style="width:0;height:1.5pt" o:hralign="center" o:hrstd="t" o:hrnoshade="t" o:hr="t" fillcolor="gray" stroked="f"/>
         </w:pict>
       </w:r>
     </w:p>
@@ -446,7 +528,7 @@
     <w:p>
       <w:r>
         <w:pict w14:anchorId="5CF568CA">
-          <v:rect id="_x0000_i1071" style="width:0;height:1.5pt" o:hralign="center" o:hrstd="t" o:hrnoshade="t" o:hr="t" fillcolor="gray" stroked="f"/>
+          <v:rect id="_x0000_i1028" style="width:0;height:1.5pt" o:hralign="center" o:hrstd="t" o:hrnoshade="t" o:hr="t" fillcolor="gray" stroked="f"/>
         </w:pict>
       </w:r>
     </w:p>
@@ -470,6 +552,9 @@
         <w:t>The final hardware VHDL simulation was evaluated against 100,800 sequential physical samples. The network flawlessly handled the mechanical "dead space" between ball impacts, scoring $\sim$ 90% micro-accuracy, which allowed the debouncer to achieve a perfect 100% macro-accuracy with zero false alarms.</w:t>
       </w:r>
     </w:p>
+    <w:p/>
+    <w:p/>
+    <w:p/>
     <w:p>
       <w:pPr>
         <w:rPr>
@@ -482,6 +567,7 @@
           <w:b/>
           <w:bCs/>
         </w:rPr>
+        <w:lastRenderedPageBreak/>
         <w:t>Table 1: Zero-Shot Performance by Fault Diameter (Unseen Files)</w:t>
       </w:r>
     </w:p>
@@ -531,7 +617,6 @@
                 <w:b/>
                 <w:bCs/>
               </w:rPr>
-              <w:lastRenderedPageBreak/>
               <w:t>Fault Diameter</w:t>
             </w:r>
           </w:p>
@@ -560,35 +645,67 @@
                 <w:b/>
                 <w:bCs/>
               </w:rPr>
-              <w:t>Micro-Window Acc (2.6ms)</w:t>
-            </w:r>
-          </w:p>
-        </w:tc>
-        <w:tc>
-          <w:tcPr>
-            <w:tcW w:w="0" w:type="auto"/>
-            <w:tcBorders>
-              <w:top w:val="single" w:sz="6" w:space="0" w:color="auto"/>
-              <w:left w:val="single" w:sz="6" w:space="0" w:color="auto"/>
-              <w:bottom w:val="single" w:sz="6" w:space="0" w:color="auto"/>
-              <w:right w:val="single" w:sz="6" w:space="0" w:color="auto"/>
-            </w:tcBorders>
-            <w:tcMar>
-              <w:top w:w="240" w:type="dxa"/>
-              <w:left w:w="0" w:type="dxa"/>
-              <w:bottom w:w="240" w:type="dxa"/>
-              <w:right w:w="180" w:type="dxa"/>
-            </w:tcMar>
-            <w:vAlign w:val="center"/>
-            <w:hideMark/>
-          </w:tcPr>
-          <w:p>
+              <w:t xml:space="preserve">Micro-Window </w:t>
+            </w:r>
+            <w:proofErr w:type="spellStart"/>
             <w:r>
               <w:rPr>
                 <w:b/>
                 <w:bCs/>
               </w:rPr>
-              <w:t>Macro-Window Acc (100ms)</w:t>
+              <w:t>Acc</w:t>
+            </w:r>
+            <w:proofErr w:type="spellEnd"/>
+            <w:r>
+              <w:rPr>
+                <w:b/>
+                <w:bCs/>
+              </w:rPr>
+              <w:t xml:space="preserve"> (2.6ms)</w:t>
+            </w:r>
+          </w:p>
+        </w:tc>
+        <w:tc>
+          <w:tcPr>
+            <w:tcW w:w="0" w:type="auto"/>
+            <w:tcBorders>
+              <w:top w:val="single" w:sz="6" w:space="0" w:color="auto"/>
+              <w:left w:val="single" w:sz="6" w:space="0" w:color="auto"/>
+              <w:bottom w:val="single" w:sz="6" w:space="0" w:color="auto"/>
+              <w:right w:val="single" w:sz="6" w:space="0" w:color="auto"/>
+            </w:tcBorders>
+            <w:tcMar>
+              <w:top w:w="240" w:type="dxa"/>
+              <w:left w:w="0" w:type="dxa"/>
+              <w:bottom w:w="240" w:type="dxa"/>
+              <w:right w:w="180" w:type="dxa"/>
+            </w:tcMar>
+            <w:vAlign w:val="center"/>
+            <w:hideMark/>
+          </w:tcPr>
+          <w:p>
+            <w:r>
+              <w:rPr>
+                <w:b/>
+                <w:bCs/>
+              </w:rPr>
+              <w:t xml:space="preserve">Macro-Window </w:t>
+            </w:r>
+            <w:proofErr w:type="spellStart"/>
+            <w:r>
+              <w:rPr>
+                <w:b/>
+                <w:bCs/>
+              </w:rPr>
+              <w:t>Acc</w:t>
+            </w:r>
+            <w:proofErr w:type="spellEnd"/>
+            <w:r>
+              <w:rPr>
+                <w:b/>
+                <w:bCs/>
+              </w:rPr>
+              <w:t xml:space="preserve"> (100ms)</w:t>
             </w:r>
           </w:p>
         </w:tc>
@@ -1432,6 +1549,14 @@
         </w:tc>
       </w:tr>
     </w:tbl>
+    <w:p>
+      <w:pPr>
+        <w:rPr>
+          <w:b/>
+          <w:bCs/>
+        </w:rPr>
+      </w:pPr>
+    </w:p>
     <w:p>
       <w:pPr>
         <w:rPr>
@@ -1519,35 +1644,67 @@
                 <w:b/>
                 <w:bCs/>
               </w:rPr>
-              <w:t>Micro-Window Acc (2.6ms)</w:t>
-            </w:r>
-          </w:p>
-        </w:tc>
-        <w:tc>
-          <w:tcPr>
-            <w:tcW w:w="0" w:type="auto"/>
-            <w:tcBorders>
-              <w:top w:val="single" w:sz="6" w:space="0" w:color="auto"/>
-              <w:left w:val="single" w:sz="6" w:space="0" w:color="auto"/>
-              <w:bottom w:val="single" w:sz="6" w:space="0" w:color="auto"/>
-              <w:right w:val="single" w:sz="6" w:space="0" w:color="auto"/>
-            </w:tcBorders>
-            <w:tcMar>
-              <w:top w:w="240" w:type="dxa"/>
-              <w:left w:w="0" w:type="dxa"/>
-              <w:bottom w:w="240" w:type="dxa"/>
-              <w:right w:w="0" w:type="dxa"/>
-            </w:tcMar>
-            <w:vAlign w:val="center"/>
-            <w:hideMark/>
-          </w:tcPr>
-          <w:p>
+              <w:t xml:space="preserve">Micro-Window </w:t>
+            </w:r>
+            <w:proofErr w:type="spellStart"/>
             <w:r>
               <w:rPr>
                 <w:b/>
                 <w:bCs/>
               </w:rPr>
-              <w:t>Macro-Window Acc (100ms)</w:t>
+              <w:t>Acc</w:t>
+            </w:r>
+            <w:proofErr w:type="spellEnd"/>
+            <w:r>
+              <w:rPr>
+                <w:b/>
+                <w:bCs/>
+              </w:rPr>
+              <w:t xml:space="preserve"> (2.6ms)</w:t>
+            </w:r>
+          </w:p>
+        </w:tc>
+        <w:tc>
+          <w:tcPr>
+            <w:tcW w:w="0" w:type="auto"/>
+            <w:tcBorders>
+              <w:top w:val="single" w:sz="6" w:space="0" w:color="auto"/>
+              <w:left w:val="single" w:sz="6" w:space="0" w:color="auto"/>
+              <w:bottom w:val="single" w:sz="6" w:space="0" w:color="auto"/>
+              <w:right w:val="single" w:sz="6" w:space="0" w:color="auto"/>
+            </w:tcBorders>
+            <w:tcMar>
+              <w:top w:w="240" w:type="dxa"/>
+              <w:left w:w="0" w:type="dxa"/>
+              <w:bottom w:w="240" w:type="dxa"/>
+              <w:right w:w="0" w:type="dxa"/>
+            </w:tcMar>
+            <w:vAlign w:val="center"/>
+            <w:hideMark/>
+          </w:tcPr>
+          <w:p>
+            <w:r>
+              <w:rPr>
+                <w:b/>
+                <w:bCs/>
+              </w:rPr>
+              <w:t xml:space="preserve">Macro-Window </w:t>
+            </w:r>
+            <w:proofErr w:type="spellStart"/>
+            <w:r>
+              <w:rPr>
+                <w:b/>
+                <w:bCs/>
+              </w:rPr>
+              <w:t>Acc</w:t>
+            </w:r>
+            <w:proofErr w:type="spellEnd"/>
+            <w:r>
+              <w:rPr>
+                <w:b/>
+                <w:bCs/>
+              </w:rPr>
+              <w:t xml:space="preserve"> (100ms)</w:t>
             </w:r>
           </w:p>
         </w:tc>
@@ -1815,12 +1972,36 @@
           <w:bCs/>
         </w:rPr>
       </w:pPr>
-      <w:r>
-        <w:rPr>
-          <w:b/>
-          <w:bCs/>
-        </w:rPr>
-        <w:t>Table 3: Vivado Implementation &amp; Utilization Footprint</w:t>
+    </w:p>
+    <w:p>
+      <w:pPr>
+        <w:rPr>
+          <w:b/>
+          <w:bCs/>
+        </w:rPr>
+      </w:pPr>
+      <w:r>
+        <w:rPr>
+          <w:b/>
+          <w:bCs/>
+        </w:rPr>
+        <w:t xml:space="preserve">Table 3: </w:t>
+      </w:r>
+      <w:proofErr w:type="spellStart"/>
+      <w:r>
+        <w:rPr>
+          <w:b/>
+          <w:bCs/>
+        </w:rPr>
+        <w:t>Vivado</w:t>
+      </w:r>
+      <w:proofErr w:type="spellEnd"/>
+      <w:r>
+        <w:rPr>
+          <w:b/>
+          <w:bCs/>
+        </w:rPr>
+        <w:t xml:space="preserve"> Implementation &amp; Utilization Footprint</w:t>
       </w:r>
     </w:p>
     <w:tbl>
@@ -1867,7 +2048,6 @@
                 <w:b/>
                 <w:bCs/>
               </w:rPr>
-              <w:lastRenderedPageBreak/>
               <w:t>Metric</w:t>
             </w:r>
           </w:p>
@@ -2516,7 +2696,7 @@
     <w:p>
       <w:r>
         <w:pict w14:anchorId="4DC1E50C">
-          <v:rect id="_x0000_i1072" style="width:0;height:1.5pt" o:hralign="center" o:hrstd="t" o:hrnoshade="t" o:hr="t" fillcolor="gray" stroked="f"/>
+          <v:rect id="_x0000_i1029" style="width:0;height:1.5pt" o:hralign="center" o:hrstd="t" o:hrnoshade="t" o:hr="t" fillcolor="gray" stroked="f"/>
         </w:pict>
       </w:r>
     </w:p>
@@ -2537,13 +2717,21 @@
     </w:p>
     <w:p>
       <w:r>
-        <w:t>By treating predictive maintenance as a hardware and digital signal processing challenge rather than a pure software problem, this project successfully mapped complex neuroevolutionary mathematics onto a microscopic silicon footprint. The forensic cleaning of the CWRU dataset guarantees that the 100% accuracy metric is based on true physical resonance, not dataset overfitting. The system is fully routed, timing-closed, and ready for physical deployment with the ADXL1002 analog accelerometer.</w:t>
+        <w:t xml:space="preserve">By treating predictive maintenance as a hardware and digital signal processing challenge rather than a pure software problem, this project successfully mapped complex neuroevolutionary mathematics onto a microscopic silicon footprint. The forensic cleaning of the CWRU dataset guarantees that the 100% accuracy metric is based on true physical resonance, not dataset overfitting. The system is fully routed, timing-closed, and ready for physical deployment with the ADXL1002 </w:t>
+      </w:r>
+      <w:proofErr w:type="spellStart"/>
+      <w:r>
+        <w:t>analog</w:t>
+      </w:r>
+      <w:proofErr w:type="spellEnd"/>
+      <w:r>
+        <w:t xml:space="preserve"> accelerometer.</w:t>
       </w:r>
     </w:p>
     <w:p>
       <w:r>
         <w:pict w14:anchorId="227CEB22">
-          <v:rect id="_x0000_i1073" style="width:0;height:1.5pt" o:hralign="center" o:hrstd="t" o:hrnoshade="t" o:hr="t" fillcolor="gray" stroked="f"/>
+          <v:rect id="_x0000_i1030" style="width:0;height:1.5pt" o:hralign="center" o:hrstd="t" o:hrnoshade="t" o:hr="t" fillcolor="gray" stroked="f"/>
         </w:pict>
       </w:r>
     </w:p>
@@ -2577,9 +2765,741 @@
         <w:t>, vol. 64-65, pp. 100-131, 2015.</w:t>
       </w:r>
     </w:p>
+    <w:p/>
+    <w:tbl>
+      <w:tblPr>
+        <w:tblStyle w:val="TableGrid"/>
+        <w:tblW w:w="0" w:type="auto"/>
+        <w:tblLook w:val="04A0" w:firstRow="1" w:lastRow="0" w:firstColumn="1" w:lastColumn="0" w:noHBand="0" w:noVBand="1"/>
+      </w:tblPr>
+      <w:tblGrid>
+        <w:gridCol w:w="1090"/>
+        <w:gridCol w:w="988"/>
+        <w:gridCol w:w="993"/>
+        <w:gridCol w:w="981"/>
+        <w:gridCol w:w="981"/>
+      </w:tblGrid>
+      <w:tr>
+        <w:trPr>
+          <w:trHeight w:val="1708"/>
+        </w:trPr>
+        <w:tc>
+          <w:tcPr>
+            <w:tcW w:w="1090" w:type="dxa"/>
+            <w:vAlign w:val="center"/>
+          </w:tcPr>
+          <w:p>
+            <w:r>
+              <w:lastRenderedPageBreak/>
+              <w:t>Fault Diameter</w:t>
+            </w:r>
+          </w:p>
+        </w:tc>
+        <w:tc>
+          <w:tcPr>
+            <w:tcW w:w="988" w:type="dxa"/>
+            <w:vAlign w:val="center"/>
+          </w:tcPr>
+          <w:p>
+            <w:r>
+              <w:t xml:space="preserve">Micro-Window </w:t>
+            </w:r>
+            <w:proofErr w:type="spellStart"/>
+            <w:r>
+              <w:t>Acc</w:t>
+            </w:r>
+            <w:proofErr w:type="spellEnd"/>
+            <w:r>
+              <w:t xml:space="preserve"> (2.6ms)</w:t>
+            </w:r>
+          </w:p>
+        </w:tc>
+        <w:tc>
+          <w:tcPr>
+            <w:tcW w:w="993" w:type="dxa"/>
+            <w:vAlign w:val="center"/>
+          </w:tcPr>
+          <w:p>
+            <w:r>
+              <w:t xml:space="preserve">Macro-Window </w:t>
+            </w:r>
+            <w:proofErr w:type="spellStart"/>
+            <w:r>
+              <w:t>Acc</w:t>
+            </w:r>
+            <w:proofErr w:type="spellEnd"/>
+            <w:r>
+              <w:t xml:space="preserve"> (100ms)</w:t>
+            </w:r>
+          </w:p>
+        </w:tc>
+        <w:tc>
+          <w:tcPr>
+            <w:tcW w:w="981" w:type="dxa"/>
+            <w:vAlign w:val="center"/>
+          </w:tcPr>
+          <w:p>
+            <w:r>
+              <w:t>Missed Faults (FN)</w:t>
+            </w:r>
+          </w:p>
+        </w:tc>
+        <w:tc>
+          <w:tcPr>
+            <w:tcW w:w="981" w:type="dxa"/>
+            <w:vAlign w:val="center"/>
+          </w:tcPr>
+          <w:p>
+            <w:r>
+              <w:t>False Alarms (FP)</w:t>
+            </w:r>
+          </w:p>
+        </w:tc>
+      </w:tr>
+      <w:tr>
+        <w:trPr>
+          <w:trHeight w:val="835"/>
+        </w:trPr>
+        <w:tc>
+          <w:tcPr>
+            <w:tcW w:w="1090" w:type="dxa"/>
+            <w:vAlign w:val="center"/>
+          </w:tcPr>
+          <w:p>
+            <w:r>
+              <w:t>0.000" (Healthy)</w:t>
+            </w:r>
+          </w:p>
+        </w:tc>
+        <w:tc>
+          <w:tcPr>
+            <w:tcW w:w="988" w:type="dxa"/>
+            <w:vAlign w:val="center"/>
+          </w:tcPr>
+          <w:p>
+            <w:r>
+              <w:t>90.13%</w:t>
+            </w:r>
+          </w:p>
+        </w:tc>
+        <w:tc>
+          <w:tcPr>
+            <w:tcW w:w="993" w:type="dxa"/>
+            <w:vAlign w:val="center"/>
+          </w:tcPr>
+          <w:p>
+            <w:r>
+              <w:t>100.00%</w:t>
+            </w:r>
+          </w:p>
+        </w:tc>
+        <w:tc>
+          <w:tcPr>
+            <w:tcW w:w="981" w:type="dxa"/>
+            <w:vAlign w:val="center"/>
+          </w:tcPr>
+          <w:p>
+            <w:r>
+              <w:t>0</w:t>
+            </w:r>
+          </w:p>
+        </w:tc>
+        <w:tc>
+          <w:tcPr>
+            <w:tcW w:w="981" w:type="dxa"/>
+            <w:vAlign w:val="center"/>
+          </w:tcPr>
+          <w:p>
+            <w:r>
+              <w:t>0</w:t>
+            </w:r>
+          </w:p>
+        </w:tc>
+      </w:tr>
+      <w:tr>
+        <w:trPr>
+          <w:trHeight w:val="835"/>
+        </w:trPr>
+        <w:tc>
+          <w:tcPr>
+            <w:tcW w:w="1090" w:type="dxa"/>
+            <w:vAlign w:val="center"/>
+          </w:tcPr>
+          <w:p>
+            <w:r>
+              <w:t>0.007"</w:t>
+            </w:r>
+          </w:p>
+        </w:tc>
+        <w:tc>
+          <w:tcPr>
+            <w:tcW w:w="988" w:type="dxa"/>
+            <w:vAlign w:val="center"/>
+          </w:tcPr>
+          <w:p>
+            <w:r>
+              <w:t>97.09%</w:t>
+            </w:r>
+          </w:p>
+        </w:tc>
+        <w:tc>
+          <w:tcPr>
+            <w:tcW w:w="993" w:type="dxa"/>
+            <w:vAlign w:val="center"/>
+          </w:tcPr>
+          <w:p>
+            <w:r>
+              <w:t>100.00%</w:t>
+            </w:r>
+          </w:p>
+        </w:tc>
+        <w:tc>
+          <w:tcPr>
+            <w:tcW w:w="981" w:type="dxa"/>
+            <w:vAlign w:val="center"/>
+          </w:tcPr>
+          <w:p>
+            <w:r>
+              <w:t>0</w:t>
+            </w:r>
+          </w:p>
+        </w:tc>
+        <w:tc>
+          <w:tcPr>
+            <w:tcW w:w="981" w:type="dxa"/>
+            <w:vAlign w:val="center"/>
+          </w:tcPr>
+          <w:p>
+            <w:r>
+              <w:t>0</w:t>
+            </w:r>
+          </w:p>
+        </w:tc>
+      </w:tr>
+      <w:tr>
+        <w:trPr>
+          <w:trHeight w:val="835"/>
+        </w:trPr>
+        <w:tc>
+          <w:tcPr>
+            <w:tcW w:w="1090" w:type="dxa"/>
+            <w:vAlign w:val="center"/>
+          </w:tcPr>
+          <w:p>
+            <w:r>
+              <w:t>0.014" (Cleaned)</w:t>
+            </w:r>
+          </w:p>
+        </w:tc>
+        <w:tc>
+          <w:tcPr>
+            <w:tcW w:w="988" w:type="dxa"/>
+            <w:vAlign w:val="center"/>
+          </w:tcPr>
+          <w:p>
+            <w:r>
+              <w:t>68.69%*</w:t>
+            </w:r>
+          </w:p>
+        </w:tc>
+        <w:tc>
+          <w:tcPr>
+            <w:tcW w:w="993" w:type="dxa"/>
+            <w:vAlign w:val="center"/>
+          </w:tcPr>
+          <w:p>
+            <w:r>
+              <w:t>100.00%</w:t>
+            </w:r>
+          </w:p>
+        </w:tc>
+        <w:tc>
+          <w:tcPr>
+            <w:tcW w:w="981" w:type="dxa"/>
+            <w:vAlign w:val="center"/>
+          </w:tcPr>
+          <w:p>
+            <w:r>
+              <w:t>0</w:t>
+            </w:r>
+          </w:p>
+        </w:tc>
+        <w:tc>
+          <w:tcPr>
+            <w:tcW w:w="981" w:type="dxa"/>
+            <w:vAlign w:val="center"/>
+          </w:tcPr>
+          <w:p>
+            <w:r>
+              <w:t>0</w:t>
+            </w:r>
+          </w:p>
+        </w:tc>
+      </w:tr>
+      <w:tr>
+        <w:trPr>
+          <w:trHeight w:val="835"/>
+        </w:trPr>
+        <w:tc>
+          <w:tcPr>
+            <w:tcW w:w="1090" w:type="dxa"/>
+            <w:vAlign w:val="center"/>
+          </w:tcPr>
+          <w:p>
+            <w:r>
+              <w:t>0.021"</w:t>
+            </w:r>
+          </w:p>
+        </w:tc>
+        <w:tc>
+          <w:tcPr>
+            <w:tcW w:w="988" w:type="dxa"/>
+            <w:vAlign w:val="center"/>
+          </w:tcPr>
+          <w:p>
+            <w:r>
+              <w:t>85.36%</w:t>
+            </w:r>
+          </w:p>
+        </w:tc>
+        <w:tc>
+          <w:tcPr>
+            <w:tcW w:w="993" w:type="dxa"/>
+            <w:vAlign w:val="center"/>
+          </w:tcPr>
+          <w:p>
+            <w:r>
+              <w:t>100.00%</w:t>
+            </w:r>
+          </w:p>
+        </w:tc>
+        <w:tc>
+          <w:tcPr>
+            <w:tcW w:w="981" w:type="dxa"/>
+            <w:vAlign w:val="center"/>
+          </w:tcPr>
+          <w:p>
+            <w:r>
+              <w:t>0</w:t>
+            </w:r>
+          </w:p>
+        </w:tc>
+        <w:tc>
+          <w:tcPr>
+            <w:tcW w:w="981" w:type="dxa"/>
+            <w:vAlign w:val="center"/>
+          </w:tcPr>
+          <w:p>
+            <w:r>
+              <w:t>0</w:t>
+            </w:r>
+          </w:p>
+        </w:tc>
+      </w:tr>
+      <w:tr>
+        <w:trPr>
+          <w:trHeight w:val="835"/>
+        </w:trPr>
+        <w:tc>
+          <w:tcPr>
+            <w:tcW w:w="1090" w:type="dxa"/>
+            <w:vAlign w:val="center"/>
+          </w:tcPr>
+          <w:p>
+            <w:r>
+              <w:t>0.028"</w:t>
+            </w:r>
+          </w:p>
+        </w:tc>
+        <w:tc>
+          <w:tcPr>
+            <w:tcW w:w="988" w:type="dxa"/>
+            <w:vAlign w:val="center"/>
+          </w:tcPr>
+          <w:p>
+            <w:r>
+              <w:t>100.00%</w:t>
+            </w:r>
+          </w:p>
+        </w:tc>
+        <w:tc>
+          <w:tcPr>
+            <w:tcW w:w="993" w:type="dxa"/>
+            <w:vAlign w:val="center"/>
+          </w:tcPr>
+          <w:p>
+            <w:r>
+              <w:t>100.00%</w:t>
+            </w:r>
+          </w:p>
+        </w:tc>
+        <w:tc>
+          <w:tcPr>
+            <w:tcW w:w="981" w:type="dxa"/>
+            <w:vAlign w:val="center"/>
+          </w:tcPr>
+          <w:p>
+            <w:r>
+              <w:t>0</w:t>
+            </w:r>
+          </w:p>
+        </w:tc>
+        <w:tc>
+          <w:tcPr>
+            <w:tcW w:w="981" w:type="dxa"/>
+            <w:vAlign w:val="center"/>
+          </w:tcPr>
+          <w:p>
+            <w:r>
+              <w:t>0</w:t>
+            </w:r>
+          </w:p>
+        </w:tc>
+      </w:tr>
+    </w:tbl>
+    <w:tbl>
+      <w:tblPr>
+        <w:tblStyle w:val="TableGrid"/>
+        <w:tblpPr w:leftFromText="180" w:rightFromText="180" w:vertAnchor="text" w:horzAnchor="margin" w:tblpXSpec="right" w:tblpY="-5976"/>
+        <w:tblW w:w="0" w:type="auto"/>
+        <w:tblLook w:val="04A0" w:firstRow="1" w:lastRow="0" w:firstColumn="1" w:lastColumn="0" w:noHBand="0" w:noVBand="1"/>
+      </w:tblPr>
+      <w:tblGrid>
+        <w:gridCol w:w="1267"/>
+        <w:gridCol w:w="1132"/>
+        <w:gridCol w:w="1281"/>
+      </w:tblGrid>
+      <w:tr>
+        <w:trPr>
+          <w:trHeight w:val="371"/>
+        </w:trPr>
+        <w:tc>
+          <w:tcPr>
+            <w:tcW w:w="1267" w:type="dxa"/>
+            <w:vAlign w:val="center"/>
+          </w:tcPr>
+          <w:p>
+            <w:r>
+              <w:t>Metric</w:t>
+            </w:r>
+          </w:p>
+        </w:tc>
+        <w:tc>
+          <w:tcPr>
+            <w:tcW w:w="1132" w:type="dxa"/>
+            <w:vAlign w:val="center"/>
+          </w:tcPr>
+          <w:p>
+            <w:r>
+              <w:t>Value</w:t>
+            </w:r>
+          </w:p>
+        </w:tc>
+        <w:tc>
+          <w:tcPr>
+            <w:tcW w:w="1281" w:type="dxa"/>
+            <w:vAlign w:val="center"/>
+          </w:tcPr>
+          <w:p>
+            <w:r>
+              <w:t>% of Available (Artix-7 35T)</w:t>
+            </w:r>
+          </w:p>
+        </w:tc>
+      </w:tr>
+      <w:tr>
+        <w:trPr>
+          <w:trHeight w:val="371"/>
+        </w:trPr>
+        <w:tc>
+          <w:tcPr>
+            <w:tcW w:w="1267" w:type="dxa"/>
+            <w:vAlign w:val="center"/>
+          </w:tcPr>
+          <w:p>
+            <w:r>
+              <w:t>Total Dynamic Power</w:t>
+            </w:r>
+          </w:p>
+        </w:tc>
+        <w:tc>
+          <w:tcPr>
+            <w:tcW w:w="1132" w:type="dxa"/>
+            <w:vAlign w:val="center"/>
+          </w:tcPr>
+          <w:p>
+            <w:r>
+              <w:t>0.002 W (2 mW)</w:t>
+            </w:r>
+          </w:p>
+        </w:tc>
+        <w:tc>
+          <w:tcPr>
+            <w:tcW w:w="1281" w:type="dxa"/>
+            <w:vAlign w:val="center"/>
+          </w:tcPr>
+          <w:p>
+            <w:r>
+              <w:t>N/A</w:t>
+            </w:r>
+          </w:p>
+        </w:tc>
+      </w:tr>
+      <w:tr>
+        <w:trPr>
+          <w:trHeight w:val="388"/>
+        </w:trPr>
+        <w:tc>
+          <w:tcPr>
+            <w:tcW w:w="1267" w:type="dxa"/>
+            <w:vAlign w:val="center"/>
+          </w:tcPr>
+          <w:p>
+            <w:r>
+              <w:t>Total On-Chip Power</w:t>
+            </w:r>
+          </w:p>
+        </w:tc>
+        <w:tc>
+          <w:tcPr>
+            <w:tcW w:w="1132" w:type="dxa"/>
+            <w:vAlign w:val="center"/>
+          </w:tcPr>
+          <w:p>
+            <w:r>
+              <w:t>0.074 W (74 mW)</w:t>
+            </w:r>
+          </w:p>
+        </w:tc>
+        <w:tc>
+          <w:tcPr>
+            <w:tcW w:w="1281" w:type="dxa"/>
+            <w:vAlign w:val="center"/>
+          </w:tcPr>
+          <w:p>
+            <w:r>
+              <w:t>N/A</w:t>
+            </w:r>
+          </w:p>
+        </w:tc>
+      </w:tr>
+      <w:tr>
+        <w:trPr>
+          <w:trHeight w:val="371"/>
+        </w:trPr>
+        <w:tc>
+          <w:tcPr>
+            <w:tcW w:w="1267" w:type="dxa"/>
+            <w:vAlign w:val="center"/>
+          </w:tcPr>
+          <w:p>
+            <w:r>
+              <w:t>DSP Blocks</w:t>
+            </w:r>
+          </w:p>
+        </w:tc>
+        <w:tc>
+          <w:tcPr>
+            <w:tcW w:w="1132" w:type="dxa"/>
+            <w:vAlign w:val="center"/>
+          </w:tcPr>
+          <w:p>
+            <w:r>
+              <w:t>0</w:t>
+            </w:r>
+          </w:p>
+        </w:tc>
+        <w:tc>
+          <w:tcPr>
+            <w:tcW w:w="1281" w:type="dxa"/>
+            <w:vAlign w:val="center"/>
+          </w:tcPr>
+          <w:p>
+            <w:r>
+              <w:t>0.00%</w:t>
+            </w:r>
+          </w:p>
+        </w:tc>
+      </w:tr>
+      <w:tr>
+        <w:trPr>
+          <w:trHeight w:val="371"/>
+        </w:trPr>
+        <w:tc>
+          <w:tcPr>
+            <w:tcW w:w="1267" w:type="dxa"/>
+            <w:vAlign w:val="center"/>
+          </w:tcPr>
+          <w:p>
+            <w:r>
+              <w:t>Block RAM (BRAM)</w:t>
+            </w:r>
+          </w:p>
+        </w:tc>
+        <w:tc>
+          <w:tcPr>
+            <w:tcW w:w="1132" w:type="dxa"/>
+            <w:vAlign w:val="center"/>
+          </w:tcPr>
+          <w:p>
+            <w:r>
+              <w:t>0</w:t>
+            </w:r>
+          </w:p>
+        </w:tc>
+        <w:tc>
+          <w:tcPr>
+            <w:tcW w:w="1281" w:type="dxa"/>
+            <w:vAlign w:val="center"/>
+          </w:tcPr>
+          <w:p>
+            <w:r>
+              <w:t>0.00%</w:t>
+            </w:r>
+          </w:p>
+        </w:tc>
+      </w:tr>
+      <w:tr>
+        <w:trPr>
+          <w:trHeight w:val="371"/>
+        </w:trPr>
+        <w:tc>
+          <w:tcPr>
+            <w:tcW w:w="1267" w:type="dxa"/>
+            <w:vAlign w:val="center"/>
+          </w:tcPr>
+          <w:p>
+            <w:r>
+              <w:t>Slice LUTs</w:t>
+            </w:r>
+          </w:p>
+        </w:tc>
+        <w:tc>
+          <w:tcPr>
+            <w:tcW w:w="1132" w:type="dxa"/>
+            <w:vAlign w:val="center"/>
+          </w:tcPr>
+          <w:p>
+            <w:r>
+              <w:t>664</w:t>
+            </w:r>
+          </w:p>
+        </w:tc>
+        <w:tc>
+          <w:tcPr>
+            <w:tcW w:w="1281" w:type="dxa"/>
+            <w:vAlign w:val="center"/>
+          </w:tcPr>
+          <w:p>
+            <w:r>
+              <w:t>3.19%</w:t>
+            </w:r>
+          </w:p>
+        </w:tc>
+      </w:tr>
+      <w:tr>
+        <w:trPr>
+          <w:trHeight w:val="371"/>
+        </w:trPr>
+        <w:tc>
+          <w:tcPr>
+            <w:tcW w:w="1267" w:type="dxa"/>
+            <w:vAlign w:val="center"/>
+          </w:tcPr>
+          <w:p>
+            <w:r>
+              <w:t>Slice Registers</w:t>
+            </w:r>
+          </w:p>
+        </w:tc>
+        <w:tc>
+          <w:tcPr>
+            <w:tcW w:w="1132" w:type="dxa"/>
+            <w:vAlign w:val="center"/>
+          </w:tcPr>
+          <w:p>
+            <w:r>
+              <w:t>364</w:t>
+            </w:r>
+          </w:p>
+        </w:tc>
+        <w:tc>
+          <w:tcPr>
+            <w:tcW w:w="1281" w:type="dxa"/>
+            <w:vAlign w:val="center"/>
+          </w:tcPr>
+          <w:p>
+            <w:r>
+              <w:t>0.88%</w:t>
+            </w:r>
+          </w:p>
+        </w:tc>
+      </w:tr>
+      <w:tr>
+        <w:trPr>
+          <w:trHeight w:val="388"/>
+        </w:trPr>
+        <w:tc>
+          <w:tcPr>
+            <w:tcW w:w="1267" w:type="dxa"/>
+            <w:vAlign w:val="center"/>
+          </w:tcPr>
+          <w:p>
+            <w:r>
+              <w:t>Worst Negative Slack</w:t>
+            </w:r>
+          </w:p>
+        </w:tc>
+        <w:tc>
+          <w:tcPr>
+            <w:tcW w:w="1132" w:type="dxa"/>
+            <w:vAlign w:val="center"/>
+          </w:tcPr>
+          <w:p>
+            <w:r>
+              <w:t>+76.798 ns</w:t>
+            </w:r>
+          </w:p>
+        </w:tc>
+        <w:tc>
+          <w:tcPr>
+            <w:tcW w:w="1281" w:type="dxa"/>
+            <w:vAlign w:val="center"/>
+          </w:tcPr>
+          <w:p>
+            <w:r>
+              <w:t>Met (10 MHz Clock)</w:t>
+            </w:r>
+          </w:p>
+        </w:tc>
+      </w:tr>
+    </w:tbl>
     <w:p/>
     <w:p/>
     <w:p/>
+    <w:p/>
+    <w:p/>
+    <w:p/>
+    <w:p/>
+    <w:p/>
+    <w:p/>
+    <w:p/>
+    <w:p/>
+    <w:p/>
+    <w:p/>
+    <w:p/>
+    <w:p/>
+    <w:p/>
+    <w:p/>
+    <w:p/>
+    <w:p/>
+    <w:p/>
+    <w:p/>
+    <w:p/>
+    <w:p/>
+    <w:p/>
+    <w:p/>
+    <w:p/>
     <w:p>
       <w:pPr>
         <w:rPr>
@@ -2592,8 +3512,239 @@
           <w:b/>
           <w:bCs/>
         </w:rPr>
+        <w:t>QUICK QUESTIONS:</w:t>
+      </w:r>
+    </w:p>
+    <w:p>
+      <w:pPr>
+        <w:rPr>
+          <w:b/>
+          <w:bCs/>
+        </w:rPr>
+      </w:pPr>
+      <w:r>
+        <w:rPr>
+          <w:rFonts w:ascii="Segoe UI Emoji" w:hAnsi="Segoe UI Emoji" w:cs="Segoe UI Emoji"/>
+          <w:b/>
+          <w:bCs/>
+        </w:rPr>
+        <w:t>🧠</w:t>
+      </w:r>
+      <w:r>
+        <w:rPr>
+          <w:b/>
+          <w:bCs/>
+        </w:rPr>
+        <w:t xml:space="preserve"> The Core Architecture</w:t>
+      </w:r>
+    </w:p>
+    <w:p>
+      <w:r>
+        <w:rPr>
+          <w:b/>
+          <w:bCs/>
+        </w:rPr>
+        <w:t>What is the network architecture?</w:t>
+      </w:r>
+    </w:p>
+    <w:p>
+      <w:r>
+        <w:t>1-8-1 (1 Input, 8 Hidden Neurons, 1 Output Neuron).</w:t>
+      </w:r>
+    </w:p>
+    <w:p>
+      <w:r>
+        <w:rPr>
+          <w:b/>
+          <w:bCs/>
+        </w:rPr>
+        <w:t>What type of neurons are used?</w:t>
+      </w:r>
+    </w:p>
+    <w:p>
+      <w:r>
+        <w:t>Leaky Integrate-and-Fire (LIF) neurons.</w:t>
+      </w:r>
+    </w:p>
+    <w:p>
+      <w:r>
+        <w:rPr>
+          <w:b/>
+          <w:bCs/>
+        </w:rPr>
+        <w:t>How does the network leak (decay) over time?</w:t>
+      </w:r>
+    </w:p>
+    <w:p>
+      <w:r>
+        <w:t>Using bitwise arithmetic right-shifting (&gt;&gt; 1). This is mathematically equivalent to dividing by 2 (decaying the membrane potential by 50% every time step).</w:t>
+      </w:r>
+    </w:p>
+    <w:p>
+      <w:r>
+        <w:rPr>
+          <w:b/>
+          <w:bCs/>
+        </w:rPr>
+        <w:t>Are there floating-point numbers in the hardware?</w:t>
+      </w:r>
+    </w:p>
+    <w:p>
+      <w:r>
+        <w:t>No. Everything is quantized to 8-bit signed integers (-127 to 127) for weights, and 32-bit accumulators for the membrane potentials.</w:t>
+      </w:r>
+    </w:p>
+    <w:p>
+      <w:r>
+        <w:rPr>
+          <w:b/>
+          <w:bCs/>
+        </w:rPr>
+        <w:t>Does it use DSP blocks on the FPGA?</w:t>
+      </w:r>
+    </w:p>
+    <w:p>
+      <w:r>
+        <w:t xml:space="preserve">No. Because the algorithm only uses addition, subtraction, and bit-shifting, it requires </w:t>
+      </w:r>
+      <w:r>
+        <w:rPr>
+          <w:b/>
+          <w:bCs/>
+        </w:rPr>
+        <w:t>0 DSP blocks</w:t>
+      </w:r>
+      <w:r>
+        <w:t>.</w:t>
+      </w:r>
+    </w:p>
+    <w:p>
+      <w:r>
+        <w:pict w14:anchorId="7250D59F">
+          <v:rect id="_x0000_i1031" style="width:0;height:1.5pt" o:hralign="center" o:hrstd="t" o:hrnoshade="t" o:hr="t" fillcolor="gray" stroked="f"/>
+        </w:pict>
+      </w:r>
+    </w:p>
+    <w:p>
+      <w:pPr>
+        <w:rPr>
+          <w:b/>
+          <w:bCs/>
+        </w:rPr>
+      </w:pPr>
+      <w:r>
+        <w:rPr>
+          <w:rFonts w:ascii="Segoe UI Emoji" w:hAnsi="Segoe UI Emoji" w:cs="Segoe UI Emoji"/>
+          <w:b/>
+          <w:bCs/>
+        </w:rPr>
+        <w:t>📊</w:t>
+      </w:r>
+      <w:r>
+        <w:rPr>
+          <w:b/>
+          <w:bCs/>
+        </w:rPr>
+        <w:t xml:space="preserve"> Data &amp; Preprocessing</w:t>
+      </w:r>
+    </w:p>
+    <w:p>
+      <w:r>
+        <w:rPr>
+          <w:b/>
+          <w:bCs/>
+        </w:rPr>
+        <w:t>What domain does the network operate in?</w:t>
+      </w:r>
+    </w:p>
+    <w:p>
+      <w:r>
+        <w:t>Purely the Time-Domain. It ingests raw vibration amplitudes (converted to 8-bit integers via the ADXL1002 accelerometer and XADC) sequentially over time.</w:t>
+      </w:r>
+    </w:p>
+    <w:p>
+      <w:r>
+        <w:rPr>
+          <w:b/>
+          <w:bCs/>
+        </w:rPr>
+        <w:t>Does the FPGA perform FFT or STFT?</w:t>
+      </w:r>
+    </w:p>
+    <w:p>
+      <w:r>
+        <w:t>No. The hardware requires zero frequency-domain preprocessing.</w:t>
+      </w:r>
+    </w:p>
+    <w:p>
+      <w:r>
+        <w:rPr>
+          <w:b/>
+          <w:bCs/>
+        </w:rPr>
+        <w:t>What is the input size (Micro-Window)?</w:t>
+      </w:r>
+    </w:p>
+    <w:p>
+      <w:r>
+        <w:t>32 sequential samples.</w:t>
+      </w:r>
+    </w:p>
+    <w:p>
+      <w:r>
+        <w:rPr>
+          <w:b/>
+          <w:bCs/>
+        </w:rPr>
+        <w:t>How much physical time is 32 samples?</w:t>
+      </w:r>
+    </w:p>
+    <w:p>
+      <w:r>
         <w:lastRenderedPageBreak/>
-        <w:t>QUICK QUESTIONS:</w:t>
+        <w:t>At a 12 kHz sampling rate, it equals ~2.6 milliseconds.</w:t>
+      </w:r>
+    </w:p>
+    <w:p>
+      <w:r>
+        <w:rPr>
+          <w:b/>
+          <w:bCs/>
+        </w:rPr>
+        <w:t>How were the 48 kHz CWRU baseline files handled?</w:t>
+      </w:r>
+    </w:p>
+    <w:p>
+      <w:r>
+        <w:t>Because training a network on mixed sampling rates causes catastrophic aliasing, a custom Python script used a zero-phase FIR filter (</w:t>
+      </w:r>
+      <w:proofErr w:type="spellStart"/>
+      <w:proofErr w:type="gramStart"/>
+      <w:r>
+        <w:t>scipy.signal</w:t>
+      </w:r>
+      <w:proofErr w:type="gramEnd"/>
+      <w:r>
+        <w:t>.decimate</w:t>
+      </w:r>
+      <w:proofErr w:type="spellEnd"/>
+      <w:r>
+        <w:t xml:space="preserve">) to safely </w:t>
+      </w:r>
+      <w:proofErr w:type="spellStart"/>
+      <w:r>
+        <w:t>downsample</w:t>
+      </w:r>
+      <w:proofErr w:type="spellEnd"/>
+      <w:r>
+        <w:t xml:space="preserve"> the 48 kHz normal files to a pristine 12 kHz.</w:t>
+      </w:r>
+    </w:p>
+    <w:p>
+      <w:r>
+        <w:pict w14:anchorId="22201FB0">
+          <v:rect id="_x0000_i1032" style="width:0;height:1.5pt" o:hralign="center" o:hrstd="t" o:hrnoshade="t" o:hr="t" fillcolor="gray" stroked="f"/>
+        </w:pict>
       </w:r>
     </w:p>
     <w:p>
@@ -2609,216 +3760,6 @@
           <w:b/>
           <w:bCs/>
         </w:rPr>
-        <w:t>🧠</w:t>
-      </w:r>
-      <w:r>
-        <w:rPr>
-          <w:b/>
-          <w:bCs/>
-        </w:rPr>
-        <w:t xml:space="preserve"> The Core Architecture</w:t>
-      </w:r>
-    </w:p>
-    <w:p>
-      <w:r>
-        <w:rPr>
-          <w:b/>
-          <w:bCs/>
-        </w:rPr>
-        <w:t>What is the network architecture?</w:t>
-      </w:r>
-    </w:p>
-    <w:p>
-      <w:r>
-        <w:t>1-8-1 (1 Input, 8 Hidden Neurons, 1 Output Neuron).</w:t>
-      </w:r>
-    </w:p>
-    <w:p>
-      <w:r>
-        <w:rPr>
-          <w:b/>
-          <w:bCs/>
-        </w:rPr>
-        <w:t>What type of neurons are used?</w:t>
-      </w:r>
-    </w:p>
-    <w:p>
-      <w:r>
-        <w:t>Leaky Integrate-and-Fire (LIF) neurons.</w:t>
-      </w:r>
-    </w:p>
-    <w:p>
-      <w:r>
-        <w:rPr>
-          <w:b/>
-          <w:bCs/>
-        </w:rPr>
-        <w:t>How does the network leak (decay) over time?</w:t>
-      </w:r>
-    </w:p>
-    <w:p>
-      <w:r>
-        <w:t>Using bitwise arithmetic right-shifting (&gt;&gt; 1). This is mathematically equivalent to dividing by 2 (decaying the membrane potential by 50% every time step).</w:t>
-      </w:r>
-    </w:p>
-    <w:p>
-      <w:r>
-        <w:rPr>
-          <w:b/>
-          <w:bCs/>
-        </w:rPr>
-        <w:t>Are there floating-point numbers in the hardware?</w:t>
-      </w:r>
-    </w:p>
-    <w:p>
-      <w:r>
-        <w:t>No. Everything is quantized to 8-bit signed integers (-127 to 127) for weights, and 32-bit accumulators for the membrane potentials.</w:t>
-      </w:r>
-    </w:p>
-    <w:p>
-      <w:r>
-        <w:rPr>
-          <w:b/>
-          <w:bCs/>
-        </w:rPr>
-        <w:t>Does it use DSP blocks on the FPGA?</w:t>
-      </w:r>
-    </w:p>
-    <w:p>
-      <w:r>
-        <w:t xml:space="preserve">No. Because the algorithm only uses addition, subtraction, and bit-shifting, it requires </w:t>
-      </w:r>
-      <w:r>
-        <w:rPr>
-          <w:b/>
-          <w:bCs/>
-        </w:rPr>
-        <w:t>0 DSP blocks</w:t>
-      </w:r>
-      <w:r>
-        <w:t>.</w:t>
-      </w:r>
-    </w:p>
-    <w:p>
-      <w:r>
-        <w:pict w14:anchorId="7250D59F">
-          <v:rect id="_x0000_i1113" style="width:0;height:1.5pt" o:hralign="center" o:hrstd="t" o:hrnoshade="t" o:hr="t" fillcolor="gray" stroked="f"/>
-        </w:pict>
-      </w:r>
-    </w:p>
-    <w:p>
-      <w:pPr>
-        <w:rPr>
-          <w:b/>
-          <w:bCs/>
-        </w:rPr>
-      </w:pPr>
-      <w:r>
-        <w:rPr>
-          <w:rFonts w:ascii="Segoe UI Emoji" w:hAnsi="Segoe UI Emoji" w:cs="Segoe UI Emoji"/>
-          <w:b/>
-          <w:bCs/>
-        </w:rPr>
-        <w:t>📊</w:t>
-      </w:r>
-      <w:r>
-        <w:rPr>
-          <w:b/>
-          <w:bCs/>
-        </w:rPr>
-        <w:t xml:space="preserve"> Data &amp; Preprocessing</w:t>
-      </w:r>
-    </w:p>
-    <w:p>
-      <w:r>
-        <w:rPr>
-          <w:b/>
-          <w:bCs/>
-        </w:rPr>
-        <w:t>What domain does the network operate in?</w:t>
-      </w:r>
-    </w:p>
-    <w:p>
-      <w:r>
-        <w:t>Purely the Time-Domain. It ingests raw vibration amplitudes (converted to 8-bit integers via the ADXL1002 accelerometer and XADC) sequentially over time.</w:t>
-      </w:r>
-    </w:p>
-    <w:p>
-      <w:r>
-        <w:rPr>
-          <w:b/>
-          <w:bCs/>
-        </w:rPr>
-        <w:t>Does the FPGA perform FFT or STFT?</w:t>
-      </w:r>
-    </w:p>
-    <w:p>
-      <w:r>
-        <w:t>No. The hardware requires zero frequency-domain preprocessing.</w:t>
-      </w:r>
-    </w:p>
-    <w:p>
-      <w:r>
-        <w:rPr>
-          <w:b/>
-          <w:bCs/>
-        </w:rPr>
-        <w:t>What is the input size (Micro-Window)?</w:t>
-      </w:r>
-    </w:p>
-    <w:p>
-      <w:r>
-        <w:t>32 sequential samples.</w:t>
-      </w:r>
-    </w:p>
-    <w:p>
-      <w:r>
-        <w:rPr>
-          <w:b/>
-          <w:bCs/>
-        </w:rPr>
-        <w:t>How much physical time is 32 samples?</w:t>
-      </w:r>
-    </w:p>
-    <w:p>
-      <w:r>
-        <w:t>At a 12 kHz sampling rate, it equals ~2.6 milliseconds.</w:t>
-      </w:r>
-    </w:p>
-    <w:p>
-      <w:r>
-        <w:rPr>
-          <w:b/>
-          <w:bCs/>
-        </w:rPr>
-        <w:t>How were the 48 kHz CWRU baseline files handled?</w:t>
-      </w:r>
-    </w:p>
-    <w:p>
-      <w:r>
-        <w:t>Because training a network on mixed sampling rates causes catastrophic aliasing, a custom Python script used a zero-phase FIR filter (scipy.signal.decimate) to safely downsample the 48 kHz normal files to a pristine 12 kHz.</w:t>
-      </w:r>
-    </w:p>
-    <w:p>
-      <w:r>
-        <w:pict w14:anchorId="22201FB0">
-          <v:rect id="_x0000_i1114" style="width:0;height:1.5pt" o:hralign="center" o:hrstd="t" o:hrnoshade="t" o:hr="t" fillcolor="gray" stroked="f"/>
-        </w:pict>
-      </w:r>
-    </w:p>
-    <w:p>
-      <w:pPr>
-        <w:rPr>
-          <w:b/>
-          <w:bCs/>
-        </w:rPr>
-      </w:pPr>
-      <w:r>
-        <w:rPr>
-          <w:rFonts w:ascii="Segoe UI Emoji" w:hAnsi="Segoe UI Emoji" w:cs="Segoe UI Emoji"/>
-          <w:b/>
-          <w:bCs/>
-        </w:rPr>
         <w:t>🧬</w:t>
       </w:r>
       <w:r>
@@ -2840,16 +3781,23 @@
     </w:p>
     <w:p>
       <w:r>
-        <w:t>Using a custom neuroevolutionary Genetic Algorithm (GA) accelerated by PyTorch on a GPU.</w:t>
-      </w:r>
-    </w:p>
-    <w:p>
-      <w:r>
-        <w:rPr>
-          <w:b/>
-          <w:bCs/>
-        </w:rPr>
-        <w:lastRenderedPageBreak/>
+        <w:t xml:space="preserve">Using a custom neuroevolutionary Genetic Algorithm (GA) accelerated by </w:t>
+      </w:r>
+      <w:proofErr w:type="spellStart"/>
+      <w:r>
+        <w:t>PyTorch</w:t>
+      </w:r>
+      <w:proofErr w:type="spellEnd"/>
+      <w:r>
+        <w:t xml:space="preserve"> on a GPU.</w:t>
+      </w:r>
+    </w:p>
+    <w:p>
+      <w:r>
+        <w:rPr>
+          <w:b/>
+          <w:bCs/>
+        </w:rPr>
         <w:t>If the hardware is time-domain, why did we use FFT during training?</w:t>
       </w:r>
     </w:p>
@@ -2913,7 +3861,7 @@
     <w:p>
       <w:r>
         <w:pict w14:anchorId="456C5E35">
-          <v:rect id="_x0000_i1115" style="width:0;height:1.5pt" o:hralign="center" o:hrstd="t" o:hrnoshade="t" o:hr="t" fillcolor="gray" stroked="f"/>
+          <v:rect id="_x0000_i1033" style="width:0;height:1.5pt" o:hralign="center" o:hrstd="t" o:hrnoshade="t" o:hr="t" fillcolor="gray" stroked="f"/>
         </w:pict>
       </w:r>
     </w:p>
@@ -2993,13 +3941,17 @@
     </w:p>
     <w:p>
       <w:r>
-        <w:t>It is a human-engineered safety margin. Bearing faults (like a ball fault) often roll in and out of the mechanical load zone, creating milliseconds of physical silence. The accumulator debounces these silent gaps, ensuring that random noise doesn't trigger the alarm, but a consistent, repeating bearing crack will.</w:t>
+        <w:t xml:space="preserve">It is a human-engineered safety margin. Bearing faults (like a ball fault) often roll in and out of the mechanical load zone, creating milliseconds of physical silence. The accumulator debounces these </w:t>
+      </w:r>
+      <w:r>
+        <w:lastRenderedPageBreak/>
+        <w:t>silent gaps, ensuring that random noise doesn't trigger the alarm, but a consistent, repeating bearing crack will.</w:t>
       </w:r>
     </w:p>
     <w:p>
       <w:r>
         <w:pict w14:anchorId="6966E4BA">
-          <v:rect id="_x0000_i1116" style="width:0;height:1.5pt" o:hralign="center" o:hrstd="t" o:hrnoshade="t" o:hr="t" fillcolor="gray" stroked="f"/>
+          <v:rect id="_x0000_i1034" style="width:0;height:1.5pt" o:hralign="center" o:hrstd="t" o:hrnoshade="t" o:hr="t" fillcolor="gray" stroked="f"/>
         </w:pict>
       </w:r>
     </w:p>
@@ -3061,11 +4013,7 @@
         <w:t>Smith &amp; Randall (2015)</w:t>
       </w:r>
       <w:r>
-        <w:t>, the 0.014" Ball Faults (185-188) and 0.014" Outer Race Faults (197-200) were proven to lack physical acoustic signatures due to test-</w:t>
-      </w:r>
-      <w:r>
-        <w:lastRenderedPageBreak/>
-        <w:t>rig slippage. Furthermore, the 2 HP baseline (99.mat) contained a corrupted MATLAB workspace. These 9 files were scientifically quarantined to prevent grading the algorithm on corrupted physics.</w:t>
+        <w:t>, the 0.014" Ball Faults (185-188) and 0.014" Outer Race Faults (197-200) were proven to lack physical acoustic signatures due to test-rig slippage. Furthermore, the 2 HP baseline (99.mat) contained a corrupted MATLAB workspace. These 9 files were scientifically quarantined to prevent grading the algorithm on corrupted physics.</w:t>
       </w:r>
     </w:p>
     <w:p>
@@ -4063,6 +5011,7 @@
   <w:style w:type="character" w:default="1" w:styleId="DefaultParagraphFont">
     <w:name w:val="Default Paragraph Font"/>
     <w:uiPriority w:val="1"/>
+    <w:semiHidden/>
     <w:unhideWhenUsed/>
   </w:style>
   <w:style w:type="table" w:default="1" w:styleId="TableNormal">
@@ -4376,6 +5325,25 @@
       <w:spacing w:val="5"/>
     </w:rPr>
   </w:style>
+  <w:style w:type="table" w:styleId="TableGrid">
+    <w:name w:val="Table Grid"/>
+    <w:basedOn w:val="TableNormal"/>
+    <w:uiPriority w:val="39"/>
+    <w:rsid w:val="00A428D5"/>
+    <w:pPr>
+      <w:spacing w:after="0" w:line="240" w:lineRule="auto"/>
+    </w:pPr>
+    <w:tblPr>
+      <w:tblBorders>
+        <w:top w:val="single" w:sz="4" w:space="0" w:color="auto"/>
+        <w:left w:val="single" w:sz="4" w:space="0" w:color="auto"/>
+        <w:bottom w:val="single" w:sz="4" w:space="0" w:color="auto"/>
+        <w:right w:val="single" w:sz="4" w:space="0" w:color="auto"/>
+        <w:insideH w:val="single" w:sz="4" w:space="0" w:color="auto"/>
+        <w:insideV w:val="single" w:sz="4" w:space="0" w:color="auto"/>
+      </w:tblBorders>
+    </w:tblPr>
+  </w:style>
 </w:styles>
 </file>
 
